--- a/App_Data/templates/LanDau_6VBTuThoaThuan.docx
+++ b/App_Data/templates/LanDau_6VBTuThoaThuan.docx
@@ -812,81 +812,7 @@
           <w:sz w:val="28"/>
           <w:szCs w:val="28"/>
         </w:rPr>
-        <w:t xml:space="preserve"> </w:t>
-      </w:r>
-      <w:r>
-        <w:rPr>
-          <w:iCs/>
-          <w:color w:val="FF0000"/>
-          <w:spacing w:val="-4"/>
-          <w:sz w:val="28"/>
-          <w:szCs w:val="28"/>
-          <w:highlight w:val="yellow"/>
-        </w:rPr>
-        <w:fldChar w:fldCharType="begin"/>
-      </w:r>
-      <w:r>
-        <w:rPr>
-          <w:iCs/>
-          <w:color w:val="FF0000"/>
-          <w:spacing w:val="-4"/>
-          <w:sz w:val="28"/>
-          <w:szCs w:val="28"/>
-          <w:highlight w:val="yellow"/>
-        </w:rPr>
-        <w:instrText xml:space="preserve"> MERGEFIELD  dungtensmk  \* MERGEFORMAT </w:instrText>
-      </w:r>
-      <w:r>
-        <w:rPr>
-          <w:iCs/>
-          <w:color w:val="FF0000"/>
-          <w:spacing w:val="-4"/>
-          <w:sz w:val="28"/>
-          <w:szCs w:val="28"/>
-          <w:highlight w:val="yellow"/>
-        </w:rPr>
-        <w:fldChar w:fldCharType="separate"/>
-      </w:r>
-      <w:r>
-        <w:rPr>
-          <w:iCs/>
-          <w:noProof/>
-          <w:color w:val="FF0000"/>
-          <w:spacing w:val="-4"/>
-          <w:sz w:val="28"/>
-          <w:szCs w:val="28"/>
-          <w:highlight w:val="yellow"/>
-        </w:rPr>
-        <w:t>«dungtensmk»</w:t>
-      </w:r>
-      <w:r>
-        <w:rPr>
-          <w:iCs/>
-          <w:color w:val="FF0000"/>
-          <w:spacing w:val="-4"/>
-          <w:sz w:val="28"/>
-          <w:szCs w:val="28"/>
-          <w:highlight w:val="yellow"/>
-        </w:rPr>
-        <w:fldChar w:fldCharType="end"/>
-      </w:r>
-      <w:r>
-        <w:rPr>
-          <w:noProof/>
-          <w:color w:val="FF0000"/>
-          <w:sz w:val="28"/>
-          <w:szCs w:val="28"/>
-        </w:rPr>
-        <w:t xml:space="preserve"> </w:t>
-      </w:r>
-      <w:r>
-        <w:rPr>
-          <w:noProof/>
-          <w:color w:val="000000" w:themeColor="text1"/>
-          <w:sz w:val="28"/>
-          <w:szCs w:val="28"/>
-        </w:rPr>
-        <w:t xml:space="preserve">để lại, </w:t>
+        <w:t xml:space="preserve">, </w:t>
       </w:r>
       <w:r>
         <w:rPr>

--- a/App_Data/templates/LanDau_6VBTuThoaThuan.docx
+++ b/App_Data/templates/LanDau_6VBTuThoaThuan.docx
@@ -812,7 +812,81 @@
           <w:sz w:val="28"/>
           <w:szCs w:val="28"/>
         </w:rPr>
-        <w:t xml:space="preserve">, </w:t>
+        <w:t xml:space="preserve"> </w:t>
+      </w:r>
+      <w:r>
+        <w:rPr>
+          <w:iCs/>
+          <w:color w:val="FF0000"/>
+          <w:spacing w:val="-4"/>
+          <w:sz w:val="28"/>
+          <w:szCs w:val="28"/>
+          <w:highlight w:val="yellow"/>
+        </w:rPr>
+        <w:fldChar w:fldCharType="begin"/>
+      </w:r>
+      <w:r>
+        <w:rPr>
+          <w:iCs/>
+          <w:color w:val="FF0000"/>
+          <w:spacing w:val="-4"/>
+          <w:sz w:val="28"/>
+          <w:szCs w:val="28"/>
+          <w:highlight w:val="yellow"/>
+        </w:rPr>
+        <w:instrText xml:space="preserve"> MERGEFIELD  dungtensmk  \* MERGEFORMAT </w:instrText>
+      </w:r>
+      <w:r>
+        <w:rPr>
+          <w:iCs/>
+          <w:color w:val="FF0000"/>
+          <w:spacing w:val="-4"/>
+          <w:sz w:val="28"/>
+          <w:szCs w:val="28"/>
+          <w:highlight w:val="yellow"/>
+        </w:rPr>
+        <w:fldChar w:fldCharType="separate"/>
+      </w:r>
+      <w:r>
+        <w:rPr>
+          <w:iCs/>
+          <w:noProof/>
+          <w:color w:val="FF0000"/>
+          <w:spacing w:val="-4"/>
+          <w:sz w:val="28"/>
+          <w:szCs w:val="28"/>
+          <w:highlight w:val="yellow"/>
+        </w:rPr>
+        <w:t>«dungtensmk»</w:t>
+      </w:r>
+      <w:r>
+        <w:rPr>
+          <w:iCs/>
+          <w:color w:val="FF0000"/>
+          <w:spacing w:val="-4"/>
+          <w:sz w:val="28"/>
+          <w:szCs w:val="28"/>
+          <w:highlight w:val="yellow"/>
+        </w:rPr>
+        <w:fldChar w:fldCharType="end"/>
+      </w:r>
+      <w:r>
+        <w:rPr>
+          <w:noProof/>
+          <w:color w:val="FF0000"/>
+          <w:sz w:val="28"/>
+          <w:szCs w:val="28"/>
+        </w:rPr>
+        <w:t xml:space="preserve"> </w:t>
+      </w:r>
+      <w:r>
+        <w:rPr>
+          <w:noProof/>
+          <w:color w:val="000000" w:themeColor="text1"/>
+          <w:sz w:val="28"/>
+          <w:szCs w:val="28"/>
+        </w:rPr>
+        <w:t xml:space="preserve">để lại, </w:t>
       </w:r>
       <w:r>
         <w:rPr>
